--- a/start steps .docx
+++ b/start steps .docx
@@ -276,7 +276,7 @@
           <w:noProof/>
           <w:kern w:val="0"/>
         </w:rPr>
-        <w:pict w14:anchorId="2E4E98D6">
+        <w:pict w14:anchorId="2130B4E7">
           <v:rect id="_x0000_i1053" alt="" style="width:468pt;height:.05pt;mso-width-percent:0;mso-height-percent:0;mso-width-percent:0;mso-height-percent:0" o:hralign="center" o:hrstd="t" o:hr="t" fillcolor="#a0a0a0" stroked="f"/>
         </w:pict>
       </w:r>
@@ -408,7 +408,7 @@
           <w:noProof/>
           <w:kern w:val="0"/>
         </w:rPr>
-        <w:pict w14:anchorId="12BD608B">
+        <w:pict w14:anchorId="79650DB6">
           <v:rect id="_x0000_i1052" alt="" style="width:468pt;height:.05pt;mso-width-percent:0;mso-height-percent:0;mso-width-percent:0;mso-height-percent:0" o:hralign="center" o:hrstd="t" o:hr="t" fillcolor="#a0a0a0" stroked="f"/>
         </w:pict>
       </w:r>
@@ -513,7 +513,7 @@
           <w:noProof/>
           <w:kern w:val="0"/>
         </w:rPr>
-        <w:pict w14:anchorId="15962176">
+        <w:pict w14:anchorId="1717D856">
           <v:rect id="_x0000_i1051" alt="" style="width:468pt;height:.05pt;mso-width-percent:0;mso-height-percent:0;mso-width-percent:0;mso-height-percent:0" o:hralign="center" o:hrstd="t" o:hr="t" fillcolor="#a0a0a0" stroked="f"/>
         </w:pict>
       </w:r>
@@ -713,7 +713,7 @@
           <w:kern w:val="0"/>
         </w:rPr>
         <w:lastRenderedPageBreak/>
-        <w:pict w14:anchorId="447C3522">
+        <w:pict w14:anchorId="07567D32">
           <v:rect id="_x0000_i1050" alt="" style="width:468pt;height:.05pt;mso-width-percent:0;mso-height-percent:0;mso-width-percent:0;mso-height-percent:0" o:hralign="center" o:hrstd="t" o:hr="t" fillcolor="#a0a0a0" stroked="f"/>
         </w:pict>
       </w:r>
@@ -818,7 +818,7 @@
           <w:noProof/>
           <w:kern w:val="0"/>
         </w:rPr>
-        <w:pict w14:anchorId="53A2B3B8">
+        <w:pict w14:anchorId="2DDC50AE">
           <v:rect id="_x0000_i1049" alt="" style="width:468pt;height:.05pt;mso-width-percent:0;mso-height-percent:0;mso-width-percent:0;mso-height-percent:0" o:hralign="center" o:hrstd="t" o:hr="t" fillcolor="#a0a0a0" stroked="f"/>
         </w:pict>
       </w:r>
@@ -923,7 +923,7 @@
           <w:noProof/>
           <w:kern w:val="0"/>
         </w:rPr>
-        <w:pict w14:anchorId="6199EBE2">
+        <w:pict w14:anchorId="496B728F">
           <v:rect id="_x0000_i1048" alt="" style="width:468pt;height:.05pt;mso-width-percent:0;mso-height-percent:0;mso-width-percent:0;mso-height-percent:0" o:hralign="center" o:hrstd="t" o:hr="t" fillcolor="#a0a0a0" stroked="f"/>
         </w:pict>
       </w:r>
@@ -1046,7 +1046,7 @@
           <w:noProof/>
           <w:kern w:val="0"/>
         </w:rPr>
-        <w:pict w14:anchorId="077CEC55">
+        <w:pict w14:anchorId="02FF294B">
           <v:rect id="_x0000_i1047" alt="" style="width:468pt;height:.05pt;mso-width-percent:0;mso-height-percent:0;mso-width-percent:0;mso-height-percent:0" o:hralign="center" o:hrstd="t" o:hr="t" fillcolor="#a0a0a0" stroked="f"/>
         </w:pict>
       </w:r>
@@ -1156,7 +1156,7 @@
           <w:noProof/>
           <w:kern w:val="0"/>
         </w:rPr>
-        <w:pict w14:anchorId="33456BB6">
+        <w:pict w14:anchorId="15BCC658">
           <v:rect id="_x0000_i1046" alt="" style="width:468pt;height:.05pt;mso-width-percent:0;mso-height-percent:0;mso-width-percent:0;mso-height-percent:0" o:hralign="center" o:hrstd="t" o:hr="t" fillcolor="#a0a0a0" stroked="f"/>
         </w:pict>
       </w:r>
@@ -1261,7 +1261,7 @@
           <w:noProof/>
           <w:kern w:val="0"/>
         </w:rPr>
-        <w:pict w14:anchorId="04CBDE76">
+        <w:pict w14:anchorId="38B704F1">
           <v:rect id="_x0000_i1045" alt="" style="width:468pt;height:.05pt;mso-width-percent:0;mso-height-percent:0;mso-width-percent:0;mso-height-percent:0" o:hralign="center" o:hrstd="t" o:hr="t" fillcolor="#a0a0a0" stroked="f"/>
         </w:pict>
       </w:r>
@@ -1385,7 +1385,7 @@
           <w:noProof/>
           <w:kern w:val="0"/>
         </w:rPr>
-        <w:pict w14:anchorId="1B9068D6">
+        <w:pict w14:anchorId="4550C2E5">
           <v:rect id="_x0000_i1044" alt="" style="width:468pt;height:.05pt;mso-width-percent:0;mso-height-percent:0;mso-width-percent:0;mso-height-percent:0" o:hralign="center" o:hrstd="t" o:hr="t" fillcolor="#a0a0a0" stroked="f"/>
         </w:pict>
       </w:r>
@@ -1508,7 +1508,7 @@
           <w:noProof/>
           <w:kern w:val="0"/>
         </w:rPr>
-        <w:pict w14:anchorId="4B7E8FFE">
+        <w:pict w14:anchorId="0AA1FC02">
           <v:rect id="_x0000_i1043" alt="" style="width:468pt;height:.05pt;mso-width-percent:0;mso-height-percent:0;mso-width-percent:0;mso-height-percent:0" o:hralign="center" o:hrstd="t" o:hr="t" fillcolor="#a0a0a0" stroked="f"/>
         </w:pict>
       </w:r>
@@ -1689,7 +1689,7 @@
           <w:noProof/>
           <w:kern w:val="0"/>
         </w:rPr>
-        <w:pict w14:anchorId="714CEDBA">
+        <w:pict w14:anchorId="60E9A167">
           <v:rect id="_x0000_i1042" alt="" style="width:468pt;height:.05pt;mso-width-percent:0;mso-height-percent:0;mso-width-percent:0;mso-height-percent:0" o:hralign="center" o:hrstd="t" o:hr="t" fillcolor="#a0a0a0" stroked="f"/>
         </w:pict>
       </w:r>
@@ -2063,7 +2063,7 @@
           <w:noProof/>
           <w:kern w:val="0"/>
         </w:rPr>
-        <w:pict w14:anchorId="1602450D">
+        <w:pict w14:anchorId="16A225EF">
           <v:rect id="_x0000_i1041" alt="" style="width:468pt;height:.05pt;mso-width-percent:0;mso-height-percent:0;mso-width-percent:0;mso-height-percent:0" o:hralign="center" o:hrstd="t" o:hr="t" fillcolor="#a0a0a0" stroked="f"/>
         </w:pict>
       </w:r>
@@ -2382,7 +2382,7 @@
           <w:noProof/>
           <w:kern w:val="0"/>
         </w:rPr>
-        <w:pict w14:anchorId="428EC283">
+        <w:pict w14:anchorId="27188CA9">
           <v:rect id="_x0000_i1040" alt="" style="width:468pt;height:.05pt;mso-width-percent:0;mso-height-percent:0;mso-width-percent:0;mso-height-percent:0" o:hralign="center" o:hrstd="t" o:hr="t" fillcolor="#a0a0a0" stroked="f"/>
         </w:pict>
       </w:r>
@@ -2790,7 +2790,7 @@
           <w:noProof/>
           <w:kern w:val="0"/>
         </w:rPr>
-        <w:pict w14:anchorId="157F4EAE">
+        <w:pict w14:anchorId="2F586A01">
           <v:rect id="_x0000_i1039" alt="" style="width:468pt;height:.05pt;mso-width-percent:0;mso-height-percent:0;mso-width-percent:0;mso-height-percent:0" o:hralign="center" o:hrstd="t" o:hr="t" fillcolor="#a0a0a0" stroked="f"/>
         </w:pict>
       </w:r>
@@ -3225,7 +3225,7 @@
           <w:noProof/>
           <w:kern w:val="0"/>
         </w:rPr>
-        <w:pict w14:anchorId="454DF8BD">
+        <w:pict w14:anchorId="61575D78">
           <v:rect id="_x0000_i1038" alt="" style="width:468pt;height:.05pt;mso-width-percent:0;mso-height-percent:0;mso-width-percent:0;mso-height-percent:0" o:hralign="center" o:hrstd="t" o:hr="t" fillcolor="#a0a0a0" stroked="f"/>
         </w:pict>
       </w:r>
@@ -3424,7 +3424,7 @@
           <w:kern w:val="0"/>
         </w:rPr>
         <w:lastRenderedPageBreak/>
-        <w:pict w14:anchorId="512FEE8F">
+        <w:pict w14:anchorId="7EBCA887">
           <v:rect id="_x0000_i1037" alt="" style="width:468pt;height:.05pt;mso-width-percent:0;mso-height-percent:0;mso-width-percent:0;mso-height-percent:0" o:hralign="center" o:hrstd="t" o:hr="t" fillcolor="#a0a0a0" stroked="f"/>
         </w:pict>
       </w:r>
@@ -3960,7 +3960,7 @@
           <w:noProof/>
           <w:kern w:val="0"/>
         </w:rPr>
-        <w:pict w14:anchorId="23A18691">
+        <w:pict w14:anchorId="58F307F6">
           <v:rect id="_x0000_i1036" alt="" style="width:468pt;height:.05pt;mso-width-percent:0;mso-height-percent:0;mso-width-percent:0;mso-height-percent:0" o:hralign="center" o:hrstd="t" o:hr="t" fillcolor="#a0a0a0" stroked="f"/>
         </w:pict>
       </w:r>
@@ -4189,7 +4189,7 @@
           <w:noProof/>
           <w:kern w:val="0"/>
         </w:rPr>
-        <w:pict w14:anchorId="7927543A">
+        <w:pict w14:anchorId="6C8790B4">
           <v:rect id="_x0000_i1035" alt="" style="width:468pt;height:.05pt;mso-width-percent:0;mso-height-percent:0;mso-width-percent:0;mso-height-percent:0" o:hralign="center" o:hrstd="t" o:hr="t" fillcolor="#a0a0a0" stroked="f"/>
         </w:pict>
       </w:r>
@@ -4459,7 +4459,7 @@
           <w:noProof/>
           <w:kern w:val="0"/>
         </w:rPr>
-        <w:pict w14:anchorId="6692A1D3">
+        <w:pict w14:anchorId="2AF8707D">
           <v:rect id="_x0000_i1034" alt="" style="width:468pt;height:.05pt;mso-width-percent:0;mso-height-percent:0;mso-width-percent:0;mso-height-percent:0" o:hralign="center" o:hrstd="t" o:hr="t" fillcolor="#a0a0a0" stroked="f"/>
         </w:pict>
       </w:r>
@@ -4820,7 +4820,7 @@
           <w:noProof/>
           <w:kern w:val="0"/>
         </w:rPr>
-        <w:pict w14:anchorId="2683F353">
+        <w:pict w14:anchorId="6B9F7E2D">
           <v:rect id="_x0000_i1033" alt="" style="width:468pt;height:.05pt;mso-width-percent:0;mso-height-percent:0;mso-width-percent:0;mso-height-percent:0" o:hralign="center" o:hrstd="t" o:hr="t" fillcolor="#a0a0a0" stroked="f"/>
         </w:pict>
       </w:r>
@@ -5067,7 +5067,7 @@
           <w:noProof/>
           <w:kern w:val="0"/>
         </w:rPr>
-        <w:pict w14:anchorId="19E20628">
+        <w:pict w14:anchorId="34098FA4">
           <v:rect id="_x0000_i1032" alt="" style="width:468pt;height:.05pt;mso-width-percent:0;mso-height-percent:0;mso-width-percent:0;mso-height-percent:0" o:hralign="center" o:hrstd="t" o:hr="t" fillcolor="#a0a0a0" stroked="f"/>
         </w:pict>
       </w:r>
@@ -5339,7 +5339,7 @@
           <w:noProof/>
           <w:kern w:val="0"/>
         </w:rPr>
-        <w:pict w14:anchorId="6BA32D3F">
+        <w:pict w14:anchorId="7BCE1359">
           <v:rect id="_x0000_i1031" alt="" style="width:468pt;height:.05pt;mso-width-percent:0;mso-height-percent:0;mso-width-percent:0;mso-height-percent:0" o:hralign="center" o:hrstd="t" o:hr="t" fillcolor="#a0a0a0" stroked="f"/>
         </w:pict>
       </w:r>
@@ -5620,7 +5620,7 @@
           <w:noProof/>
           <w:kern w:val="0"/>
         </w:rPr>
-        <w:pict w14:anchorId="1C8B79E7">
+        <w:pict w14:anchorId="3C8D29BA">
           <v:rect id="_x0000_i1030" alt="" style="width:468pt;height:.05pt;mso-width-percent:0;mso-height-percent:0;mso-width-percent:0;mso-height-percent:0" o:hralign="center" o:hrstd="t" o:hr="t" fillcolor="#a0a0a0" stroked="f"/>
         </w:pict>
       </w:r>
@@ -5987,7 +5987,7 @@
           <w:noProof/>
           <w:kern w:val="0"/>
         </w:rPr>
-        <w:pict w14:anchorId="5DDFDE81">
+        <w:pict w14:anchorId="5C310BF4">
           <v:rect id="_x0000_i1029" alt="" style="width:468pt;height:.05pt;mso-width-percent:0;mso-height-percent:0;mso-width-percent:0;mso-height-percent:0" o:hralign="center" o:hrstd="t" o:hr="t" fillcolor="#a0a0a0" stroked="f"/>
         </w:pict>
       </w:r>
@@ -6201,7 +6201,7 @@
           <w:noProof/>
           <w:kern w:val="0"/>
         </w:rPr>
-        <w:pict w14:anchorId="010AB674">
+        <w:pict w14:anchorId="094BD169">
           <v:rect id="_x0000_i1028" alt="" style="width:468pt;height:.05pt;mso-width-percent:0;mso-height-percent:0;mso-width-percent:0;mso-height-percent:0" o:hralign="center" o:hrstd="t" o:hr="t" fillcolor="#a0a0a0" stroked="f"/>
         </w:pict>
       </w:r>
@@ -6502,7 +6502,7 @@
           <w:noProof/>
           <w:kern w:val="0"/>
         </w:rPr>
-        <w:pict w14:anchorId="5B446F67">
+        <w:pict w14:anchorId="408F0BFE">
           <v:rect id="_x0000_i1027" alt="" style="width:468pt;height:.05pt;mso-width-percent:0;mso-height-percent:0;mso-width-percent:0;mso-height-percent:0" o:hralign="center" o:hrstd="t" o:hr="t" fillcolor="#a0a0a0" stroked="f"/>
         </w:pict>
       </w:r>
@@ -6782,7 +6782,7 @@
           <w:kern w:val="0"/>
         </w:rPr>
         <w:lastRenderedPageBreak/>
-        <w:pict w14:anchorId="70E58571">
+        <w:pict w14:anchorId="5C4C1B20">
           <v:rect id="_x0000_i1026" alt="" style="width:468pt;height:.05pt;mso-width-percent:0;mso-height-percent:0;mso-width-percent:0;mso-height-percent:0" o:hralign="center" o:hrstd="t" o:hr="t" fillcolor="#a0a0a0" stroked="f"/>
         </w:pict>
       </w:r>
@@ -7037,7 +7037,7 @@
           <w:noProof/>
           <w:kern w:val="0"/>
         </w:rPr>
-        <w:pict w14:anchorId="27BD9D6F">
+        <w:pict w14:anchorId="275B2C91">
           <v:rect id="_x0000_i1025" alt="" style="width:468pt;height:.05pt;mso-width-percent:0;mso-height-percent:0;mso-width-percent:0;mso-height-percent:0" o:hralign="center" o:hrstd="t" o:hr="t" fillcolor="#a0a0a0" stroked="f"/>
         </w:pict>
       </w:r>
@@ -7303,7 +7303,20 @@
         <w:t>users - Emails are realistic like: - bchavez@bowie.edu - csanchez@bowie.edu - twhite@bowie.edu - It does NOT use faculty1, faculty2 style emails - It uses real name-based emails from Faker - It assigns realistic departments from a chosen list - Password for all seeded users is: Bowie@123</w:t>
       </w:r>
     </w:p>
-    <w:p/>
+    <w:p>
+      <w:r>
+        <w:t>bchavez@bowie.edu</w:t>
+      </w:r>
+      <w:r>
+        <w:t>-</w:t>
+      </w:r>
+      <w:r>
+        <w:t xml:space="preserve"> </w:t>
+      </w:r>
+      <w:r>
+        <w:t>Bowie@123</w:t>
+      </w:r>
+    </w:p>
     <w:sectPr>
       <w:pgSz w:w="12240" w:h="15840"/>
       <w:pgMar w:top="1440" w:right="1440" w:bottom="1440" w:left="1440" w:header="720" w:footer="720" w:gutter="0"/>
